--- a/medical_accident_its_analysis/manuscript/bpp_highlights.docx
+++ b/medical_accident_its_analysis/manuscript/bpp_highlights.docx
@@ -166,7 +166,7 @@
     <w:lvl w:ilvl="0">
       <w:start w:val="1"/>
       <w:numFmt w:val="bullet"/>
-      <w:lvlText w:val=""/>
+      <w:lvlText w:val="*"/>
       <w:lvlJc w:val="left"/>
       <w:pPr>
         <w:tabs>
@@ -187,7 +187,7 @@
       <w:start w:val="1"/>
       <w:numFmt w:val="bullet"/>
       <w:pStyle w:val="ListBullet3"/>
-      <w:lvlText w:val=""/>
+      <w:lvlText w:val="*"/>
       <w:lvlJc w:val="left"/>
       <w:pPr>
         <w:tabs>
@@ -208,7 +208,7 @@
       <w:start w:val="1"/>
       <w:numFmt w:val="bullet"/>
       <w:pStyle w:val="ListBullet2"/>
-      <w:lvlText w:val=""/>
+      <w:lvlText w:val="*"/>
       <w:lvlJc w:val="left"/>
       <w:pPr>
         <w:tabs>
@@ -247,7 +247,7 @@
       <w:start w:val="1"/>
       <w:numFmt w:val="bullet"/>
       <w:pStyle w:val="ListBullet"/>
-      <w:lvlText w:val=""/>
+      <w:lvlText w:val="*"/>
       <w:lvlJc w:val="left"/>
       <w:pPr>
         <w:tabs>
@@ -23991,10 +23991,10 @@
         <a:latin typeface="Calibri"/>
         <a:ea typeface=""/>
         <a:cs typeface=""/>
-        <a:font script="Jpan" typeface="ＭＳ ゴシック"/>
-        <a:font script="Hang" typeface="맑은 고딕"/>
-        <a:font script="Hans" typeface="宋体"/>
-        <a:font script="Hant" typeface="新細明體"/>
+        <a:font script="Jpan" typeface="MS Gothic"/>
+        <a:font script="Hang" typeface="Malgun Gothic"/>
+        <a:font script="Hans" typeface="SimSun"/>
+        <a:font script="Hant" typeface="PMingLiU"/>
         <a:font script="Arab" typeface="Times New Roman"/>
         <a:font script="Hebr" typeface="Times New Roman"/>
         <a:font script="Thai" typeface="Angsana New"/>
@@ -24026,10 +24026,10 @@
         <a:latin typeface="Cambria"/>
         <a:ea typeface=""/>
         <a:cs typeface=""/>
-        <a:font script="Jpan" typeface="ＭＳ 明朝"/>
-        <a:font script="Hang" typeface="맑은 고딕"/>
-        <a:font script="Hans" typeface="宋体"/>
-        <a:font script="Hant" typeface="新細明體"/>
+        <a:font script="Jpan" typeface="MS Mincho"/>
+        <a:font script="Hang" typeface="Malgun Gothic"/>
+        <a:font script="Hans" typeface="SimSun"/>
+        <a:font script="Hant" typeface="PMingLiU"/>
         <a:font script="Arab" typeface="Arial"/>
         <a:font script="Hebr" typeface="Arial"/>
         <a:font script="Thai" typeface="Cordia New"/>

--- a/medical_accident_its_analysis/manuscript/bpp_highlights.docx
+++ b/medical_accident_its_analysis/manuscript/bpp_highlights.docx
@@ -74,7 +74,7 @@
           <w:rFonts w:ascii="Times New Roman" w:hAnsi="Times New Roman"/>
           <w:sz w:val="24"/>
         </w:rPr>
-        <w:t>Structural incentives, not litigation-avoidance messaging, are the more promising policy lever.</w:t>
+        <w:t>Structural incentives, not litigation-avoidance messaging, are the more promising policy tool.</w:t>
       </w:r>
     </w:p>
     <w:sectPr>
